--- a/交付成果/第三轮修订版/第三轮4周版/读书会23_小问答经讲记：萨迦耶见与圣八支道_4周资料包（第三版修订）/Word版/第3周_圣八支道构成与戒定慧三蕴_主持人版.docx
+++ b/交付成果/第三轮修订版/第三轮4周版/读书会23_小问答经讲记：萨迦耶见与圣八支道_4周资料包（第三版修订）/Word版/第3周_圣八支道构成与戒定慧三蕴_主持人版.docx
@@ -13248,6 +13248,433 @@
           <w:b w:val="0"/>
         </w:rPr>
         <w:t>&lt;!--EXT_READ--&gt;</w:t>
+      </w:r>
+    </w:p>
+    <w:p>
+      <w:r>
+        <w:rPr>
+          <w:b/>
+          <w:color w:val="1F3864"/>
+          <w:sz w:val="26"/>
+        </w:rPr>
+        <w:t>🖼 课件原图（源 PDF 渲染·供投屏）</w:t>
+      </w:r>
+    </w:p>
+    <w:p>
+      <w:pPr>
+        <w:ind w:left="170"/>
+        <w:pBdr>
+          <w:left w:val="single" w:sz="18" w:space="4" w:color="1F3864"/>
+        </w:pBdr>
+        <w:shd w:val="clear" w:fill="F2F5FA"/>
+      </w:pPr>
+      <w:r>
+        <w:rPr>
+          <w:b w:val="0"/>
+        </w:rPr>
+        <w:t>下列图片为正文标注「图形页／无法逐字提取／图版」处对应的</w:t>
+      </w:r>
+      <w:r>
+        <w:rPr>
+          <w:b/>
+        </w:rPr>
+        <w:t>源课件整页渲染</w:t>
+      </w:r>
+      <w:r>
+        <w:rPr>
+          <w:b w:val="0"/>
+        </w:rPr>
+        <w:t>（自知识库媒体导出后 pymupdf 渲染，供投屏或板书对照）；每页标注源材料与页码。《共读原文》文字一字未改。</w:t>
+      </w:r>
+    </w:p>
+    <w:p>
+      <w:r>
+        <w:rPr>
+          <w:b/>
+        </w:rPr>
+        <w:t>拼版总图（整册缩略·目视定位用）</w:t>
+      </w:r>
+    </w:p>
+    <w:p>
+      <w:pPr>
+        <w:pStyle w:val="ListBullet"/>
+      </w:pPr>
+      <w:r>
+        <w:rPr>
+          <w:b w:val="0"/>
+        </w:rPr>
+        <w:t>《小问答经讲记》08-古源尊者-20251108（课件）：![拼版总图·《小问答经讲记》08-古源尊者-20251108（课件）](课件原图/拼版_632de355.png)</w:t>
+      </w:r>
+    </w:p>
+    <w:p>
+      <w:pPr>
+        <w:pStyle w:val="ListBullet"/>
+      </w:pPr>
+      <w:r>
+        <w:rPr>
+          <w:b w:val="0"/>
+        </w:rPr>
+        <w:t>《根本五十篇 Mūlapaṇṇāsapāḷi.pdf》：![拼版总图·《根本五十篇 Mūlapaṇṇāsapāḷi.pdf》](课件原图/拼版_0eb6563b.png)</w:t>
+      </w:r>
+    </w:p>
+    <w:p>
+      <w:pPr>
+        <w:pStyle w:val="ListBullet"/>
+      </w:pPr>
+      <w:r>
+        <w:rPr>
+          <w:b w:val="0"/>
+        </w:rPr>
+        <w:t>《后五十篇义注 Uparipaṇṇāsa-Aṭṭhakathā.pdf》：![拼版总图·《后五十篇义注 Uparipaṇṇāsa-Aṭṭhakathā.pdf》](课件原图/拼版_94086f43.png)</w:t>
+      </w:r>
+    </w:p>
+    <w:p>
+      <w:pPr>
+        <w:pStyle w:val="ListBullet"/>
+      </w:pPr>
+      <w:r>
+        <w:rPr>
+          <w:b w:val="0"/>
+        </w:rPr>
+        <w:t>《根本五十经复注 Mūlapaṇṇāsa-Ṭīkā.pdf》：![拼版总图·《根本五十经复注 Mūlapaṇṇāsa-Ṭīkā.pdf》](课件原图/拼版_cb84fcf6.png)</w:t>
+      </w:r>
+    </w:p>
+    <w:p>
+      <w:pPr>
+        <w:pStyle w:val="ListBullet"/>
+      </w:pPr>
+      <w:r>
+        <w:rPr>
+          <w:b w:val="0"/>
+        </w:rPr>
+        <w:t>《小问答经讲记》09-古源尊者-20251109（课件）：![拼版总图·《小问答经讲记》09-古源尊者-20251109（课件）](课件原图/拼版_ba604d61.png)</w:t>
+      </w:r>
+    </w:p>
+    <w:p>
+      <w:pPr>
+        <w:pStyle w:val="ListBullet"/>
+      </w:pPr>
+      <w:r>
+        <w:rPr>
+          <w:b w:val="0"/>
+        </w:rPr>
+        <w:t>《小问答经讲记》10-古源尊者-20251110（课件）：![拼版总图·《小问答经讲记》10-古源尊者-20251110（课件）](课件原图/拼版_7a256b38.png)</w:t>
+      </w:r>
+    </w:p>
+    <w:p>
+      <w:pPr>
+        <w:pStyle w:val="ListBullet"/>
+      </w:pPr>
+      <w:r>
+        <w:rPr>
+          <w:b w:val="0"/>
+        </w:rPr>
+        <w:t>《第157讲-应用（摄集05）·三十七道品／苦之集［六盖·七随眠］（共修版）》：![拼版总图·《第157讲-应用（摄集05）·三十七道品／苦之集［六盖·七随眠］（共修版）》](课件原图/拼版_8812973f.png)</w:t>
+      </w:r>
+    </w:p>
+    <w:p>
+      <w:pPr>
+        <w:pStyle w:val="ListBullet"/>
+      </w:pPr>
+      <w:r>
+        <w:rPr>
+          <w:b w:val="0"/>
+        </w:rPr>
+        <w:t>《盐块经讲义-玛欣德尊者.pdf》：![拼版总图·《盐块经讲义-玛欣德尊者.pdf》](课件原图/拼版_b42dacd3.png)</w:t>
+      </w:r>
+    </w:p>
+    <w:p>
+      <w:pPr>
+        <w:pStyle w:val="ListBullet"/>
+      </w:pPr>
+      <w:r>
+        <w:rPr>
+          <w:b w:val="0"/>
+        </w:rPr>
+        <w:t>《第77讲-正念2-（共修版）》：![拼版总图·《第77讲-正念2-（共修版）》](课件原图/拼版_c2ea5f6e.png)</w:t>
+      </w:r>
+    </w:p>
+    <w:p>
+      <w:pPr>
+        <w:pStyle w:val="ListBullet"/>
+      </w:pPr>
+      <w:r>
+        <w:rPr>
+          <w:b w:val="0"/>
+        </w:rPr>
+        <w:t>《摄阿毗达摩义论表解（新）(2).PDF》：![拼版总图·《摄阿毗达摩义论表解（新）(2).PDF》](课件原图/拼版_60f8c75c.png)</w:t>
+      </w:r>
+    </w:p>
+    <w:p>
+      <w:pPr>
+        <w:pStyle w:val="ListBullet"/>
+      </w:pPr>
+      <w:r>
+        <w:rPr>
+          <w:b w:val="0"/>
+        </w:rPr>
+        <w:t>《阿毗达摩精要-09宝峰开示全集.pdf》：![拼版总图·《阿毗达摩精要-09宝峰开示全集.pdf》](课件原图/拼版_9dcf7414.png)</w:t>
+      </w:r>
+    </w:p>
+    <w:p>
+      <w:pPr>
+        <w:pStyle w:val="ListBullet"/>
+      </w:pPr>
+      <w:r>
+        <w:rPr>
+          <w:b w:val="0"/>
+        </w:rPr>
+        <w:t>《中五十篇义注 Majjhimapaṇṇāsa-Aṭṭhakathā.pdf》：![拼版总图·《中五十篇义注 Majjhimapaṇṇāsa-Aṭṭhakathā.pdf》](课件原图/拼版_b5583991.png)</w:t>
+      </w:r>
+    </w:p>
+    <w:p>
+      <w:r>
+        <w:rPr>
+          <w:b/>
+        </w:rPr>
+        <w:t>图形页（目视定位所得）</w:t>
+      </w:r>
+    </w:p>
+    <w:p>
+      <w:pPr>
+        <w:pStyle w:val="ListBullet"/>
+      </w:pPr>
+      <w:r>
+        <w:rPr>
+          <w:b w:val="0"/>
+        </w:rPr>
+        <w:t>《小问答经讲记》08-古源尊者-20251108（课件）第4页（示意图·厌离五蕴·业不再运作（五蕴宝袋图））：![课件原图·《小问答经讲记》08-古源尊者-20251108（课件）·第4页](课件原图/课件原图_632de355_p04.png)</w:t>
+      </w:r>
+    </w:p>
+    <w:p>
+      <w:pPr>
+        <w:pStyle w:val="ListBullet"/>
+      </w:pPr>
+      <w:r>
+        <w:rPr>
+          <w:b w:val="0"/>
+        </w:rPr>
+        <w:t>《根本五十篇 Mūlapaṇṇāsapāḷi.pdf》：（本册为文字页，无图形页）</w:t>
+      </w:r>
+    </w:p>
+    <w:p>
+      <w:pPr>
+        <w:pStyle w:val="ListBullet"/>
+      </w:pPr>
+      <w:r>
+        <w:rPr>
+          <w:b w:val="0"/>
+        </w:rPr>
+        <w:t>《后五十篇义注 Uparipaṇṇāsa-Aṭṭhakathā.pdf》：（本册为文字页，无图形页）</w:t>
+      </w:r>
+    </w:p>
+    <w:p>
+      <w:pPr>
+        <w:pStyle w:val="ListBullet"/>
+      </w:pPr>
+      <w:r>
+        <w:rPr>
+          <w:b w:val="0"/>
+        </w:rPr>
+        <w:t>《根本五十经复注 Mūlapaṇṇāsa-Ṭīkā.pdf》：（本册为文字页，无图形页）</w:t>
+      </w:r>
+    </w:p>
+    <w:p>
+      <w:pPr>
+        <w:pStyle w:val="ListBullet"/>
+      </w:pPr>
+      <w:r>
+        <w:rPr>
+          <w:b w:val="0"/>
+        </w:rPr>
+        <w:t>《小问答经讲记》09-古源尊者-20251109（课件）：（本册为文字页，无图形页）</w:t>
+      </w:r>
+    </w:p>
+    <w:p>
+      <w:pPr>
+        <w:pStyle w:val="ListBullet"/>
+      </w:pPr>
+      <w:r>
+        <w:rPr>
+          <w:b w:val="0"/>
+        </w:rPr>
+        <w:t>《小问答经讲记》10-古源尊者-20251110（课件）：（本册为文字页，无图形页）</w:t>
+      </w:r>
+    </w:p>
+    <w:p>
+      <w:pPr>
+        <w:pStyle w:val="ListBullet"/>
+      </w:pPr>
+      <w:r>
+        <w:rPr>
+          <w:b w:val="0"/>
+        </w:rPr>
+        <w:t>《第157讲-应用（摄集05）·三十七道品／苦之集［六盖·七随眠］（共修版）》第2页（结构图）：![课件原图·《第157讲-应用（摄集05）·三十七道品／苦之集［六盖·七随眠］（共修版）》·第2页](课件原图/课件原图_8812973f_p02.png)</w:t>
+      </w:r>
+    </w:p>
+    <w:p>
+      <w:pPr>
+        <w:pStyle w:val="ListBullet"/>
+      </w:pPr>
+      <w:r>
+        <w:rPr>
+          <w:b w:val="0"/>
+        </w:rPr>
+        <w:t>《第157讲-应用（摄集05）·三十七道品／苦之集［六盖·七随眠］（共修版）》第3页（结构图）：![课件原图·《第157讲-应用（摄集05）·三十七道品／苦之集［六盖·七随眠］（共修版）》·第3页](课件原图/课件原图_8812973f_p03.png)</w:t>
+      </w:r>
+    </w:p>
+    <w:p>
+      <w:pPr>
+        <w:pStyle w:val="ListBullet"/>
+      </w:pPr>
+      <w:r>
+        <w:rPr>
+          <w:b w:val="0"/>
+        </w:rPr>
+        <w:t>《第157讲-应用（摄集05）·三十七道品／苦之集［六盖·七随眠］（共修版）》第8页（示图页）：![课件原图·《第157讲-应用（摄集05）·三十七道品／苦之集［六盖·七随眠］（共修版）》·第8页](课件原图/课件原图_8812973f_p08.png)</w:t>
+      </w:r>
+    </w:p>
+    <w:p>
+      <w:pPr>
+        <w:pStyle w:val="ListBullet"/>
+      </w:pPr>
+      <w:r>
+        <w:rPr>
+          <w:b w:val="0"/>
+        </w:rPr>
+        <w:t>《第157讲-应用（摄集05）·三十七道品／苦之集［六盖·七随眠］（共修版）》第9页（示图页）：![课件原图·《第157讲-应用（摄集05）·三十七道品／苦之集［六盖·七随眠］（共修版）》·第9页](课件原图/课件原图_8812973f_p09.png)</w:t>
+      </w:r>
+    </w:p>
+    <w:p>
+      <w:pPr>
+        <w:pStyle w:val="ListBullet"/>
+      </w:pPr>
+      <w:r>
+        <w:rPr>
+          <w:b w:val="0"/>
+        </w:rPr>
+        <w:t>《盐块经讲义-玛欣德尊者.pdf》：（本册为文字页，无图形页）</w:t>
+      </w:r>
+    </w:p>
+    <w:p>
+      <w:pPr>
+        <w:pStyle w:val="ListBullet"/>
+      </w:pPr>
+      <w:r>
+        <w:rPr>
+          <w:b w:val="0"/>
+        </w:rPr>
+        <w:t>《第77讲-正念2-（共修版）》第1页（图示页·正念心所与三十七道品总纲）：![课件原图·《第77讲-正念2-（共修版）》·第1页](课件原图/课件原图_c2ea5f6e_p01.png)</w:t>
+      </w:r>
+    </w:p>
+    <w:p>
+      <w:pPr>
+        <w:pStyle w:val="ListBullet"/>
+      </w:pPr>
+      <w:r>
+        <w:rPr>
+          <w:b w:val="0"/>
+        </w:rPr>
+        <w:t>《第77讲-正念2-（共修版）》第17页（图示页·正念心所与三十七道品总纲）：![课件原图·《第77讲-正念2-（共修版）》·第17页](课件原图/课件原图_c2ea5f6e_p17.png)</w:t>
+      </w:r>
+    </w:p>
+    <w:p>
+      <w:pPr>
+        <w:pStyle w:val="ListBullet"/>
+      </w:pPr>
+      <w:r>
+        <w:rPr>
+          <w:b w:val="0"/>
+        </w:rPr>
+        <w:t>《摄阿毗达摩义论表解（新）(2).PDF》第104页（表格·摄集分别品总纲）：![课件原图·《摄阿毗达摩义论表解（新）(2).PDF》·第104页](课件原图/课件原图_60f8c75c_p104.png)</w:t>
+      </w:r>
+    </w:p>
+    <w:p>
+      <w:pPr>
+        <w:pStyle w:val="ListBullet"/>
+      </w:pPr>
+      <w:r>
+        <w:rPr>
+          <w:b w:val="0"/>
+        </w:rPr>
+        <w:t>《摄阿毗达摩义论表解（新）(2).PDF》第113页（表格·摄菩提分（以十四究竟法析三十七道品））：![课件原图·《摄阿毗达摩义论表解（新）(2).PDF》·第113页](课件原图/课件原图_60f8c75c_p113.png)</w:t>
+      </w:r>
+    </w:p>
+    <w:p>
+      <w:pPr>
+        <w:pStyle w:val="ListBullet"/>
+      </w:pPr>
+      <w:r>
+        <w:rPr>
+          <w:b w:val="0"/>
+        </w:rPr>
+        <w:t>《摄阿毗达摩义论表解（新）(2).PDF》第114页（表格·三十七道品与心·心所之关系（一））：![课件原图·《摄阿毗达摩义论表解（新）(2).PDF》·第114页](课件原图/课件原图_60f8c75c_p114.png)</w:t>
+      </w:r>
+    </w:p>
+    <w:p>
+      <w:pPr>
+        <w:pStyle w:val="ListBullet"/>
+      </w:pPr>
+      <w:r>
+        <w:rPr>
+          <w:b w:val="0"/>
+        </w:rPr>
+        <w:t>《摄阿毗达摩义论表解（新）(2).PDF》第115页（表格·三十七道品与心·心所之关系）：![课件原图·《摄阿毗达摩义论表解（新）(2).PDF》·第115页](课件原图/课件原图_60f8c75c_p115.png)</w:t>
+      </w:r>
+    </w:p>
+    <w:p>
+      <w:pPr>
+        <w:pStyle w:val="ListBullet"/>
+      </w:pPr>
+      <w:r>
+        <w:rPr>
+          <w:b w:val="0"/>
+        </w:rPr>
+        <w:t>《摄阿毗达摩义论表解（新）(2).PDF》第116页（表格·三十七道品与心·心所之关系（二））：![课件原图·《摄阿毗达摩义论表解（新）(2).PDF》·第116页](课件原图/课件原图_60f8c75c_p116.png)</w:t>
+      </w:r>
+    </w:p>
+    <w:p>
+      <w:pPr>
+        <w:pStyle w:val="ListBullet"/>
+      </w:pPr>
+      <w:r>
+        <w:rPr>
+          <w:b w:val="0"/>
+        </w:rPr>
+        <w:t>《摄阿毗达摩义论表解（新）(2).PDF》第117页（表格·三十七道品的特相·作用·现起·近因）：![课件原图·《摄阿毗达摩义论表解（新）(2).PDF》·第117页](课件原图/课件原图_60f8c75c_p117.png)</w:t>
+      </w:r>
+    </w:p>
+    <w:p>
+      <w:pPr>
+        <w:pStyle w:val="ListBullet"/>
+      </w:pPr>
+      <w:r>
+        <w:rPr>
+          <w:b w:val="0"/>
+        </w:rPr>
+        <w:t>《摄阿毗达摩义论表解（新）(2).PDF》第118页（表格·摄一切）：![课件原图·《摄阿毗达摩义论表解（新）(2).PDF》·第118页](课件原图/课件原图_60f8c75c_p118.png)</w:t>
+      </w:r>
+    </w:p>
+    <w:p>
+      <w:pPr>
+        <w:pStyle w:val="ListBullet"/>
+      </w:pPr>
+      <w:r>
+        <w:rPr>
+          <w:b w:val="0"/>
+        </w:rPr>
+        <w:t>《阿毗达摩精要-09宝峰开示全集.pdf》：（本册为文字页，无图形页）</w:t>
+      </w:r>
+    </w:p>
+    <w:p>
+      <w:pPr>
+        <w:pStyle w:val="ListBullet"/>
+      </w:pPr>
+      <w:r>
+        <w:rPr>
+          <w:b w:val="0"/>
+        </w:rPr>
+        <w:t>《中五十篇义注 Majjhimapaṇṇāsa-Aṭṭhakathā.pdf》：（本册为文字页，无图形页）</w:t>
       </w:r>
     </w:p>
     <w:sectPr>

--- a/交付成果/第三轮修订版/第三轮4周版/读书会23_小问答经讲记：萨迦耶见与圣八支道_4周资料包（第三版修订）/Word版/第3周_圣八支道构成与戒定慧三蕴_主持人版.docx
+++ b/交付成果/第三轮修订版/第三轮4周版/读书会23_小问答经讲记：萨迦耶见与圣八支道_4周资料包（第三版修订）/Word版/第3周_圣八支道构成与戒定慧三蕴_主持人版.docx
@@ -13284,14 +13284,26 @@
         <w:rPr>
           <w:b w:val="0"/>
         </w:rPr>
-        <w:t>（自知识库媒体导出后 pymupdf 渲染，供投屏或板书对照）；每页标注源材料与页码。《共读原文》文字一字未改。</w:t>
-      </w:r>
-    </w:p>
-    <w:p>
+        <w:t>（自知识库媒体导出后 pymupdf 渲染，供投屏或板书对照）；每页标注源材料与页码。《共读原文》文字一字未改。（</w:t>
+      </w:r>
       <w:r>
         <w:rPr>
           <w:b/>
         </w:rPr>
+        <w:t>第三轮收敛：每册「拼版总图＋图形页」合计 ≤10 页</w:t>
+      </w:r>
+      <w:r>
+        <w:rPr>
+          <w:b w:val="0"/>
+        </w:rPr>
+        <w:t>，同类择要，优先关系图／流程图／表格／思维导图。）</w:t>
+      </w:r>
+    </w:p>
+    <w:p>
+      <w:r>
+        <w:rPr>
+          <w:b/>
+        </w:rPr>
         <w:t>拼版总图（整册缩略·目视定位用）</w:t>
       </w:r>
     </w:p>
@@ -13303,7 +13315,7 @@
         <w:rPr>
           <w:b w:val="0"/>
         </w:rPr>
-        <w:t>《小问答经讲记》08-古源尊者-20251108（课件）：![拼版总图·《小问答经讲记》08-古源尊者-20251108（课件）](课件原图/拼版_632de355.png)</w:t>
+        <w:t>《小问答经讲记》08-古源尊者-20251108（课件）：![拼版总图·《小问答经讲记》08-古源尊者-20251108（课件）](课件原图/拼版_632de355.jpg)</w:t>
       </w:r>
     </w:p>
     <w:p>
@@ -13314,7 +13326,7 @@
         <w:rPr>
           <w:b w:val="0"/>
         </w:rPr>
-        <w:t>《根本五十篇 Mūlapaṇṇāsapāḷi.pdf》：![拼版总图·《根本五十篇 Mūlapaṇṇāsapāḷi.pdf》](课件原图/拼版_0eb6563b.png)</w:t>
+        <w:t>《小问答经讲记》09-古源尊者-20251109（课件）：![拼版总图·《小问答经讲记》09-古源尊者-20251109（课件）](课件原图/拼版_ba604d61.jpg)</w:t>
       </w:r>
     </w:p>
     <w:p>
@@ -13325,7 +13337,7 @@
         <w:rPr>
           <w:b w:val="0"/>
         </w:rPr>
-        <w:t>《后五十篇义注 Uparipaṇṇāsa-Aṭṭhakathā.pdf》：![拼版总图·《后五十篇义注 Uparipaṇṇāsa-Aṭṭhakathā.pdf》](课件原图/拼版_94086f43.png)</w:t>
+        <w:t>《小问答经讲记》10-古源尊者-20251110（课件）：![拼版总图·《小问答经讲记》10-古源尊者-20251110（课件）](课件原图/拼版_7a256b38.jpg)</w:t>
       </w:r>
     </w:p>
     <w:p>
@@ -13336,7 +13348,15 @@
         <w:rPr>
           <w:b w:val="0"/>
         </w:rPr>
-        <w:t>《根本五十经复注 Mūlapaṇṇāsa-Ṭīkā.pdf》：![拼版总图·《根本五十经复注 Mūlapaṇṇāsa-Ṭīkā.pdf》](课件原图/拼版_cb84fcf6.png)</w:t>
+        <w:t>《摄阿毗达摩义论表解（新）(2).PDF》：![拼版总图·《摄阿毗达摩义论表解（新）(2).PDF》](课件原图/拼版_60f8c75c.jpg)</w:t>
+      </w:r>
+    </w:p>
+    <w:p>
+      <w:r>
+        <w:rPr>
+          <w:b/>
+        </w:rPr>
+        <w:t>图形页（目视定位所得）</w:t>
       </w:r>
     </w:p>
     <w:p>
@@ -13347,7 +13367,7 @@
         <w:rPr>
           <w:b w:val="0"/>
         </w:rPr>
-        <w:t>《小问答经讲记》09-古源尊者-20251109（课件）：![拼版总图·《小问答经讲记》09-古源尊者-20251109（课件）](课件原图/拼版_ba604d61.png)</w:t>
+        <w:t>《小问答经讲记》08-古源尊者-20251108（课件）第4页（示意图·厌离五蕴·业不再运作（五蕴宝袋图））：![课件原图·《小问答经讲记》08-古源尊者-20251108（课件）·第4页](课件原图/课件原图_632de355_p04.jpg)</w:t>
       </w:r>
     </w:p>
     <w:p>
@@ -13358,7 +13378,7 @@
         <w:rPr>
           <w:b w:val="0"/>
         </w:rPr>
-        <w:t>《小问答经讲记》10-古源尊者-20251110（课件）：![拼版总图·《小问答经讲记》10-古源尊者-20251110（课件）](课件原图/拼版_7a256b38.png)</w:t>
+        <w:t>《第157讲-应用（摄集05）·三十七道品／苦之集［六盖·七随眠］（共修版）》第2页（结构图）：![课件原图·《第157讲-应用（摄集05）·三十七道品／苦之集［六盖·七随眠］（共修版）》·第2页](课件原图/课件原图_8812973f_p02.jpg)</w:t>
       </w:r>
     </w:p>
     <w:p>
@@ -13369,7 +13389,7 @@
         <w:rPr>
           <w:b w:val="0"/>
         </w:rPr>
-        <w:t>《第157讲-应用（摄集05）·三十七道品／苦之集［六盖·七随眠］（共修版）》：![拼版总图·《第157讲-应用（摄集05）·三十七道品／苦之集［六盖·七随眠］（共修版）》](课件原图/拼版_8812973f.png)</w:t>
+        <w:t>《第157讲-应用（摄集05）·三十七道品／苦之集［六盖·七随眠］（共修版）》第8页（示图页）：![课件原图·《第157讲-应用（摄集05）·三十七道品／苦之集［六盖·七随眠］（共修版）》·第8页](课件原图/课件原图_8812973f_p08.jpg)</w:t>
       </w:r>
     </w:p>
     <w:p>
@@ -13380,7 +13400,7 @@
         <w:rPr>
           <w:b w:val="0"/>
         </w:rPr>
-        <w:t>《盐块经讲义-玛欣德尊者.pdf》：![拼版总图·《盐块经讲义-玛欣德尊者.pdf》](课件原图/拼版_b42dacd3.png)</w:t>
+        <w:t>《第77讲-正念2-（共修版）》第1页（图示页·正念心所与三十七道品总纲）：![课件原图·《第77讲-正念2-（共修版）》·第1页](课件原图/课件原图_c2ea5f6e_p01.jpg)</w:t>
       </w:r>
     </w:p>
     <w:p>
@@ -13391,7 +13411,7 @@
         <w:rPr>
           <w:b w:val="0"/>
         </w:rPr>
-        <w:t>《第77讲-正念2-（共修版）》：![拼版总图·《第77讲-正念2-（共修版）》](课件原图/拼版_c2ea5f6e.png)</w:t>
+        <w:t>《摄阿毗达摩义论表解（新）(2).PDF》第113页（表格·摄菩提分（以十四究竟法析三十七道品））：![课件原图·《摄阿毗达摩义论表解（新）(2).PDF》·第113页](课件原图/课件原图_60f8c75c_p113.jpg)</w:t>
       </w:r>
     </w:p>
     <w:p>
@@ -13402,279 +13422,7 @@
         <w:rPr>
           <w:b w:val="0"/>
         </w:rPr>
-        <w:t>《摄阿毗达摩义论表解（新）(2).PDF》：![拼版总图·《摄阿毗达摩义论表解（新）(2).PDF》](课件原图/拼版_60f8c75c.png)</w:t>
-      </w:r>
-    </w:p>
-    <w:p>
-      <w:pPr>
-        <w:pStyle w:val="ListBullet"/>
-      </w:pPr>
-      <w:r>
-        <w:rPr>
-          <w:b w:val="0"/>
-        </w:rPr>
-        <w:t>《阿毗达摩精要-09宝峰开示全集.pdf》：![拼版总图·《阿毗达摩精要-09宝峰开示全集.pdf》](课件原图/拼版_9dcf7414.png)</w:t>
-      </w:r>
-    </w:p>
-    <w:p>
-      <w:pPr>
-        <w:pStyle w:val="ListBullet"/>
-      </w:pPr>
-      <w:r>
-        <w:rPr>
-          <w:b w:val="0"/>
-        </w:rPr>
-        <w:t>《中五十篇义注 Majjhimapaṇṇāsa-Aṭṭhakathā.pdf》：![拼版总图·《中五十篇义注 Majjhimapaṇṇāsa-Aṭṭhakathā.pdf》](课件原图/拼版_b5583991.png)</w:t>
-      </w:r>
-    </w:p>
-    <w:p>
-      <w:r>
-        <w:rPr>
-          <w:b/>
-        </w:rPr>
-        <w:t>图形页（目视定位所得）</w:t>
-      </w:r>
-    </w:p>
-    <w:p>
-      <w:pPr>
-        <w:pStyle w:val="ListBullet"/>
-      </w:pPr>
-      <w:r>
-        <w:rPr>
-          <w:b w:val="0"/>
-        </w:rPr>
-        <w:t>《小问答经讲记》08-古源尊者-20251108（课件）第4页（示意图·厌离五蕴·业不再运作（五蕴宝袋图））：![课件原图·《小问答经讲记》08-古源尊者-20251108（课件）·第4页](课件原图/课件原图_632de355_p04.png)</w:t>
-      </w:r>
-    </w:p>
-    <w:p>
-      <w:pPr>
-        <w:pStyle w:val="ListBullet"/>
-      </w:pPr>
-      <w:r>
-        <w:rPr>
-          <w:b w:val="0"/>
-        </w:rPr>
-        <w:t>《根本五十篇 Mūlapaṇṇāsapāḷi.pdf》：（本册为文字页，无图形页）</w:t>
-      </w:r>
-    </w:p>
-    <w:p>
-      <w:pPr>
-        <w:pStyle w:val="ListBullet"/>
-      </w:pPr>
-      <w:r>
-        <w:rPr>
-          <w:b w:val="0"/>
-        </w:rPr>
-        <w:t>《后五十篇义注 Uparipaṇṇāsa-Aṭṭhakathā.pdf》：（本册为文字页，无图形页）</w:t>
-      </w:r>
-    </w:p>
-    <w:p>
-      <w:pPr>
-        <w:pStyle w:val="ListBullet"/>
-      </w:pPr>
-      <w:r>
-        <w:rPr>
-          <w:b w:val="0"/>
-        </w:rPr>
-        <w:t>《根本五十经复注 Mūlapaṇṇāsa-Ṭīkā.pdf》：（本册为文字页，无图形页）</w:t>
-      </w:r>
-    </w:p>
-    <w:p>
-      <w:pPr>
-        <w:pStyle w:val="ListBullet"/>
-      </w:pPr>
-      <w:r>
-        <w:rPr>
-          <w:b w:val="0"/>
-        </w:rPr>
-        <w:t>《小问答经讲记》09-古源尊者-20251109（课件）：（本册为文字页，无图形页）</w:t>
-      </w:r>
-    </w:p>
-    <w:p>
-      <w:pPr>
-        <w:pStyle w:val="ListBullet"/>
-      </w:pPr>
-      <w:r>
-        <w:rPr>
-          <w:b w:val="0"/>
-        </w:rPr>
-        <w:t>《小问答经讲记》10-古源尊者-20251110（课件）：（本册为文字页，无图形页）</w:t>
-      </w:r>
-    </w:p>
-    <w:p>
-      <w:pPr>
-        <w:pStyle w:val="ListBullet"/>
-      </w:pPr>
-      <w:r>
-        <w:rPr>
-          <w:b w:val="0"/>
-        </w:rPr>
-        <w:t>《第157讲-应用（摄集05）·三十七道品／苦之集［六盖·七随眠］（共修版）》第2页（结构图）：![课件原图·《第157讲-应用（摄集05）·三十七道品／苦之集［六盖·七随眠］（共修版）》·第2页](课件原图/课件原图_8812973f_p02.png)</w:t>
-      </w:r>
-    </w:p>
-    <w:p>
-      <w:pPr>
-        <w:pStyle w:val="ListBullet"/>
-      </w:pPr>
-      <w:r>
-        <w:rPr>
-          <w:b w:val="0"/>
-        </w:rPr>
-        <w:t>《第157讲-应用（摄集05）·三十七道品／苦之集［六盖·七随眠］（共修版）》第3页（结构图）：![课件原图·《第157讲-应用（摄集05）·三十七道品／苦之集［六盖·七随眠］（共修版）》·第3页](课件原图/课件原图_8812973f_p03.png)</w:t>
-      </w:r>
-    </w:p>
-    <w:p>
-      <w:pPr>
-        <w:pStyle w:val="ListBullet"/>
-      </w:pPr>
-      <w:r>
-        <w:rPr>
-          <w:b w:val="0"/>
-        </w:rPr>
-        <w:t>《第157讲-应用（摄集05）·三十七道品／苦之集［六盖·七随眠］（共修版）》第8页（示图页）：![课件原图·《第157讲-应用（摄集05）·三十七道品／苦之集［六盖·七随眠］（共修版）》·第8页](课件原图/课件原图_8812973f_p08.png)</w:t>
-      </w:r>
-    </w:p>
-    <w:p>
-      <w:pPr>
-        <w:pStyle w:val="ListBullet"/>
-      </w:pPr>
-      <w:r>
-        <w:rPr>
-          <w:b w:val="0"/>
-        </w:rPr>
-        <w:t>《第157讲-应用（摄集05）·三十七道品／苦之集［六盖·七随眠］（共修版）》第9页（示图页）：![课件原图·《第157讲-应用（摄集05）·三十七道品／苦之集［六盖·七随眠］（共修版）》·第9页](课件原图/课件原图_8812973f_p09.png)</w:t>
-      </w:r>
-    </w:p>
-    <w:p>
-      <w:pPr>
-        <w:pStyle w:val="ListBullet"/>
-      </w:pPr>
-      <w:r>
-        <w:rPr>
-          <w:b w:val="0"/>
-        </w:rPr>
-        <w:t>《盐块经讲义-玛欣德尊者.pdf》：（本册为文字页，无图形页）</w:t>
-      </w:r>
-    </w:p>
-    <w:p>
-      <w:pPr>
-        <w:pStyle w:val="ListBullet"/>
-      </w:pPr>
-      <w:r>
-        <w:rPr>
-          <w:b w:val="0"/>
-        </w:rPr>
-        <w:t>《第77讲-正念2-（共修版）》第1页（图示页·正念心所与三十七道品总纲）：![课件原图·《第77讲-正念2-（共修版）》·第1页](课件原图/课件原图_c2ea5f6e_p01.png)</w:t>
-      </w:r>
-    </w:p>
-    <w:p>
-      <w:pPr>
-        <w:pStyle w:val="ListBullet"/>
-      </w:pPr>
-      <w:r>
-        <w:rPr>
-          <w:b w:val="0"/>
-        </w:rPr>
-        <w:t>《第77讲-正念2-（共修版）》第17页（图示页·正念心所与三十七道品总纲）：![课件原图·《第77讲-正念2-（共修版）》·第17页](课件原图/课件原图_c2ea5f6e_p17.png)</w:t>
-      </w:r>
-    </w:p>
-    <w:p>
-      <w:pPr>
-        <w:pStyle w:val="ListBullet"/>
-      </w:pPr>
-      <w:r>
-        <w:rPr>
-          <w:b w:val="0"/>
-        </w:rPr>
-        <w:t>《摄阿毗达摩义论表解（新）(2).PDF》第104页（表格·摄集分别品总纲）：![课件原图·《摄阿毗达摩义论表解（新）(2).PDF》·第104页](课件原图/课件原图_60f8c75c_p104.png)</w:t>
-      </w:r>
-    </w:p>
-    <w:p>
-      <w:pPr>
-        <w:pStyle w:val="ListBullet"/>
-      </w:pPr>
-      <w:r>
-        <w:rPr>
-          <w:b w:val="0"/>
-        </w:rPr>
-        <w:t>《摄阿毗达摩义论表解（新）(2).PDF》第113页（表格·摄菩提分（以十四究竟法析三十七道品））：![课件原图·《摄阿毗达摩义论表解（新）(2).PDF》·第113页](课件原图/课件原图_60f8c75c_p113.png)</w:t>
-      </w:r>
-    </w:p>
-    <w:p>
-      <w:pPr>
-        <w:pStyle w:val="ListBullet"/>
-      </w:pPr>
-      <w:r>
-        <w:rPr>
-          <w:b w:val="0"/>
-        </w:rPr>
-        <w:t>《摄阿毗达摩义论表解（新）(2).PDF》第114页（表格·三十七道品与心·心所之关系（一））：![课件原图·《摄阿毗达摩义论表解（新）(2).PDF》·第114页](课件原图/课件原图_60f8c75c_p114.png)</w:t>
-      </w:r>
-    </w:p>
-    <w:p>
-      <w:pPr>
-        <w:pStyle w:val="ListBullet"/>
-      </w:pPr>
-      <w:r>
-        <w:rPr>
-          <w:b w:val="0"/>
-        </w:rPr>
-        <w:t>《摄阿毗达摩义论表解（新）(2).PDF》第115页（表格·三十七道品与心·心所之关系）：![课件原图·《摄阿毗达摩义论表解（新）(2).PDF》·第115页](课件原图/课件原图_60f8c75c_p115.png)</w:t>
-      </w:r>
-    </w:p>
-    <w:p>
-      <w:pPr>
-        <w:pStyle w:val="ListBullet"/>
-      </w:pPr>
-      <w:r>
-        <w:rPr>
-          <w:b w:val="0"/>
-        </w:rPr>
-        <w:t>《摄阿毗达摩义论表解（新）(2).PDF》第116页（表格·三十七道品与心·心所之关系（二））：![课件原图·《摄阿毗达摩义论表解（新）(2).PDF》·第116页](课件原图/课件原图_60f8c75c_p116.png)</w:t>
-      </w:r>
-    </w:p>
-    <w:p>
-      <w:pPr>
-        <w:pStyle w:val="ListBullet"/>
-      </w:pPr>
-      <w:r>
-        <w:rPr>
-          <w:b w:val="0"/>
-        </w:rPr>
-        <w:t>《摄阿毗达摩义论表解（新）(2).PDF》第117页（表格·三十七道品的特相·作用·现起·近因）：![课件原图·《摄阿毗达摩义论表解（新）(2).PDF》·第117页](课件原图/课件原图_60f8c75c_p117.png)</w:t>
-      </w:r>
-    </w:p>
-    <w:p>
-      <w:pPr>
-        <w:pStyle w:val="ListBullet"/>
-      </w:pPr>
-      <w:r>
-        <w:rPr>
-          <w:b w:val="0"/>
-        </w:rPr>
-        <w:t>《摄阿毗达摩义论表解（新）(2).PDF》第118页（表格·摄一切）：![课件原图·《摄阿毗达摩义论表解（新）(2).PDF》·第118页](课件原图/课件原图_60f8c75c_p118.png)</w:t>
-      </w:r>
-    </w:p>
-    <w:p>
-      <w:pPr>
-        <w:pStyle w:val="ListBullet"/>
-      </w:pPr>
-      <w:r>
-        <w:rPr>
-          <w:b w:val="0"/>
-        </w:rPr>
-        <w:t>《阿毗达摩精要-09宝峰开示全集.pdf》：（本册为文字页，无图形页）</w:t>
-      </w:r>
-    </w:p>
-    <w:p>
-      <w:pPr>
-        <w:pStyle w:val="ListBullet"/>
-      </w:pPr>
-      <w:r>
-        <w:rPr>
-          <w:b w:val="0"/>
-        </w:rPr>
-        <w:t>《中五十篇义注 Majjhimapaṇṇāsa-Aṭṭhakathā.pdf》：（本册为文字页，无图形页）</w:t>
+        <w:t>《摄阿毗达摩义论表解（新）(2).PDF》第117页（表格·三十七道品的特相·作用·现起·近因）：![课件原图·《摄阿毗达摩义论表解（新）(2).PDF》·第117页](课件原图/课件原图_60f8c75c_p117.jpg)</w:t>
       </w:r>
     </w:p>
     <w:sectPr>

--- a/交付成果/第三轮修订版/第三轮4周版/读书会23_小问答经讲记：萨迦耶见与圣八支道_4周资料包（第三版修订）/Word版/第3周_圣八支道构成与戒定慧三蕴_主持人版.docx
+++ b/交付成果/第三轮修订版/第三轮4周版/读书会23_小问答经讲记：萨迦耶见与圣八支道_4周资料包（第三版修订）/Word版/第3周_圣八支道构成与戒定慧三蕴_主持人版.docx
@@ -1507,14 +1507,6 @@
       </w:r>
     </w:p>
     <w:p>
-      <w:r>
-        <w:rPr>
-          <w:b w:val="0"/>
-        </w:rPr>
-        <w:t>[generated, not original text]</w:t>
-      </w:r>
-    </w:p>
-    <w:p>
       <w:pPr>
         <w:ind w:left="170"/>
         <w:pBdr>
@@ -2029,14 +2021,6 @@
       </w:r>
     </w:p>
     <w:p>
-      <w:r>
-        <w:rPr>
-          <w:b w:val="0"/>
-        </w:rPr>
-        <w:t>[generated, not original text]</w:t>
-      </w:r>
-    </w:p>
-    <w:p>
       <w:pPr>
         <w:ind w:left="170"/>
         <w:pBdr>
@@ -2418,14 +2402,6 @@
       </w:r>
     </w:p>
     <w:p>
-      <w:r>
-        <w:rPr>
-          <w:b w:val="0"/>
-        </w:rPr>
-        <w:t>[generated, not original text]</w:t>
-      </w:r>
-    </w:p>
-    <w:p>
       <w:pPr>
         <w:ind w:left="170"/>
         <w:pBdr>
@@ -2727,14 +2703,6 @@
       </w:r>
     </w:p>
     <w:p>
-      <w:r>
-        <w:rPr>
-          <w:b w:val="0"/>
-        </w:rPr>
-        <w:t>[generated, not original text]</w:t>
-      </w:r>
-    </w:p>
-    <w:p>
       <w:pPr>
         <w:ind w:left="170"/>
         <w:pBdr>
@@ -5691,14 +5659,6 @@
     <w:p>
       <w:r>
         <w:rPr>
-          <w:b w:val="0"/>
-        </w:rPr>
-        <w:t>[generated, not original text]</w:t>
-      </w:r>
-    </w:p>
-    <w:p>
-      <w:r>
-        <w:rPr>
           <w:b/>
           <w:color w:val="1F3864"/>
           <w:sz w:val="26"/>
@@ -6432,14 +6392,6 @@
     <w:p>
       <w:r>
         <w:rPr>
-          <w:b w:val="0"/>
-        </w:rPr>
-        <w:t>[generated, not original text]</w:t>
-      </w:r>
-    </w:p>
-    <w:p>
-      <w:r>
-        <w:rPr>
           <w:b/>
           <w:color w:val="1F3864"/>
           <w:sz w:val="26"/>
@@ -7178,14 +7130,6 @@
     <w:p>
       <w:r>
         <w:rPr>
-          <w:b w:val="0"/>
-        </w:rPr>
-        <w:t>[generated, not original text]</w:t>
-      </w:r>
-    </w:p>
-    <w:p>
-      <w:r>
-        <w:rPr>
           <w:b/>
           <w:color w:val="1F3864"/>
           <w:sz w:val="26"/>
@@ -7430,14 +7374,6 @@
     <w:p>
       <w:r>
         <w:rPr>
-          <w:b w:val="0"/>
-        </w:rPr>
-        <w:t>[generated, not original text]</w:t>
-      </w:r>
-    </w:p>
-    <w:p>
-      <w:r>
-        <w:rPr>
           <w:b/>
           <w:color w:val="1F3864"/>
           <w:sz w:val="26"/>
@@ -7537,14 +7473,6 @@
           <w:b w:val="0"/>
         </w:rPr>
         <w:t>（八支圣道为唯一安稳通向涅槃之道）「『健康最珍贵』偈中，无论获得财富、名誉或子嗣，健康才是至高无上的利益，没有比这更殊胜的获得；『涅槃最安乐』指无论禅定之乐、道果之乐，涅槃才是究竟安乐，无有更胜于此乐；『八支圣道』指通过前行道的实践，八正道是唯一安稳通向涅槃的道路，别无更安稳之道。或者说『安稳与涅槃』在此都是涅槃的别称。尽管外道修行者也自称有安稳涅槃之道，但所有道法中，八正道才是最殊胜究竟的。这就是此处的含义。」</w:t>
-      </w:r>
-    </w:p>
-    <w:p>
-      <w:r>
-        <w:rPr>
-          <w:b w:val="0"/>
-        </w:rPr>
-        <w:t>[generated, not original text]</w:t>
       </w:r>
     </w:p>
     <w:p>
